--- a/B题/work/paper/前两问草稿快照/完整论文.docx
+++ b/B题/work/paper/前两问草稿快照/完整论文.docx
@@ -807,7 +807,7 @@
                 <w:b w:val="0"/>
                 <w:sz w:val="20"/>
               </w:rPr>
-              <w:t>u(t)</w:t>
+              <w:t>u(t)，e</w:t>
             </w:r>
           </w:p>
         </w:tc>
@@ -834,7 +834,7 @@
                 <w:b w:val="0"/>
                 <w:sz w:val="20"/>
               </w:rPr>
-              <w:t>角度t对应的方向单位向量</w:t>
+              <w:t>方向单位向量、局部纵轴单位向量</w:t>
             </w:r>
           </w:p>
         </w:tc>
@@ -979,7 +979,7 @@
                 <w:b w:val="0"/>
                 <w:sz w:val="20"/>
               </w:rPr>
-              <w:t>Dmax</w:t>
+              <w:t>A，h</w:t>
             </w:r>
           </w:p>
         </w:tc>
@@ -1006,7 +1006,7 @@
                 <w:b w:val="0"/>
                 <w:sz w:val="20"/>
               </w:rPr>
-              <w:t>定位区域内最大两点距离</w:t>
+              <w:t>半平面约束矩阵、右端向量</w:t>
             </w:r>
           </w:p>
         </w:tc>
@@ -1033,7 +1033,7 @@
                 <w:b w:val="0"/>
                 <w:sz w:val="20"/>
               </w:rPr>
-              <w:t>m</w:t>
+              <w:t>—，m</w:t>
             </w:r>
           </w:p>
         </w:tc>
@@ -1065,7 +1065,7 @@
                 <w:b w:val="0"/>
                 <w:sz w:val="20"/>
               </w:rPr>
-              <w:t>c*，r*</w:t>
+              <w:t>D_max</w:t>
             </w:r>
           </w:p>
         </w:tc>
@@ -1092,7 +1092,7 @@
                 <w:b w:val="0"/>
                 <w:sz w:val="20"/>
               </w:rPr>
-              <w:t>最小包围圆圆心、半径</w:t>
+              <w:t>定位区域内最大两点距离</w:t>
             </w:r>
           </w:p>
         </w:tc>
@@ -1151,7 +1151,7 @@
                 <w:b w:val="0"/>
                 <w:sz w:val="20"/>
               </w:rPr>
-              <w:t>R，r</w:t>
+              <w:t>c，c*，r*</w:t>
             </w:r>
           </w:p>
         </w:tc>
@@ -1178,7 +1178,7 @@
                 <w:b w:val="0"/>
                 <w:sz w:val="20"/>
               </w:rPr>
-              <w:t>有效接收半径、源到首次测点的距离</w:t>
+              <w:t>直径圆心、最小包围圆圆心、半径</w:t>
             </w:r>
           </w:p>
         </w:tc>
@@ -1237,7 +1237,7 @@
                 <w:b w:val="0"/>
                 <w:sz w:val="20"/>
               </w:rPr>
-              <w:t>b，C</w:t>
+              <w:t>R，ρ</w:t>
             </w:r>
           </w:p>
         </w:tc>
@@ -1264,7 +1264,7 @@
                 <w:b w:val="0"/>
                 <w:sz w:val="20"/>
               </w:rPr>
-              <w:t>局部坐标下第二点、保证接收区</w:t>
+              <w:t>有效接收半径、源到首次测点的距离</w:t>
             </w:r>
           </w:p>
         </w:tc>
@@ -1291,7 +1291,7 @@
                 <w:b w:val="0"/>
                 <w:sz w:val="20"/>
               </w:rPr>
-              <w:t>m，—</w:t>
+              <w:t>m</w:t>
             </w:r>
           </w:p>
         </w:tc>
@@ -1323,7 +1323,7 @@
                 <w:b w:val="0"/>
                 <w:sz w:val="20"/>
               </w:rPr>
-              <w:t>P₀，P₂</w:t>
+              <w:t>b，C</w:t>
             </w:r>
           </w:p>
         </w:tc>
@@ -1350,7 +1350,7 @@
                 <w:b w:val="0"/>
                 <w:sz w:val="20"/>
               </w:rPr>
-              <w:t>含先验的外包络、第二观测后外包络</w:t>
+              <w:t>局部坐标下第二点、保证接收区</w:t>
             </w:r>
           </w:p>
         </w:tc>
@@ -1377,7 +1377,7 @@
                 <w:b w:val="0"/>
                 <w:sz w:val="20"/>
               </w:rPr>
-              <w:t>—</w:t>
+              <w:t>m，—</w:t>
             </w:r>
           </w:p>
         </w:tc>
@@ -1392,6 +1392,92 @@
           </w:tcPr>
           <w:p>
             <w:pPr>
+              <w:keepNext/>
+              <w:spacing w:after="60" w:before="60" w:line="280" w:lineRule="exact"/>
+              <w:jc w:val="center"/>
+            </w:pPr>
+            <w:r>
+              <w:rPr>
+                <w:rFonts w:ascii="Times New Roman" w:hAnsi="Times New Roman" w:eastAsia="宋体"/>
+                <w:b w:val="0"/>
+                <w:sz w:val="20"/>
+              </w:rPr>
+            </w:r>
+            <w:r>
+              <w:rPr>
+                <w:rFonts w:ascii="Times New Roman" w:hAnsi="Times New Roman" w:eastAsia="宋体"/>
+                <w:b w:val="0"/>
+                <w:sz w:val="20"/>
+              </w:rPr>
+              <w:t>P₀，P₂</w:t>
+            </w:r>
+          </w:p>
+        </w:tc>
+        <w:tc>
+          <w:tcPr>
+            <w:tcW w:type="dxa" w:w="5374"/>
+          </w:tcPr>
+          <w:p>
+            <w:pPr>
+              <w:keepNext/>
+              <w:spacing w:after="60" w:before="60" w:line="280" w:lineRule="exact"/>
+              <w:jc w:val="center"/>
+            </w:pPr>
+            <w:r>
+              <w:rPr>
+                <w:rFonts w:ascii="Times New Roman" w:hAnsi="Times New Roman" w:eastAsia="宋体"/>
+                <w:b w:val="0"/>
+                <w:sz w:val="20"/>
+              </w:rPr>
+            </w:r>
+            <w:r>
+              <w:rPr>
+                <w:rFonts w:ascii="Times New Roman" w:hAnsi="Times New Roman" w:eastAsia="宋体"/>
+                <w:b w:val="0"/>
+                <w:sz w:val="20"/>
+              </w:rPr>
+              <w:t>含先验的外包络、第二观测后外包络</w:t>
+            </w:r>
+          </w:p>
+        </w:tc>
+        <w:tc>
+          <w:tcPr>
+            <w:tcW w:type="dxa" w:w="1612"/>
+          </w:tcPr>
+          <w:p>
+            <w:pPr>
+              <w:keepNext/>
+              <w:spacing w:after="60" w:before="60" w:line="280" w:lineRule="exact"/>
+              <w:jc w:val="center"/>
+            </w:pPr>
+            <w:r>
+              <w:rPr>
+                <w:rFonts w:ascii="Times New Roman" w:hAnsi="Times New Roman" w:eastAsia="宋体"/>
+                <w:b w:val="0"/>
+                <w:sz w:val="20"/>
+              </w:rPr>
+            </w:r>
+            <w:r>
+              <w:rPr>
+                <w:rFonts w:ascii="Times New Roman" w:hAnsi="Times New Roman" w:eastAsia="宋体"/>
+                <w:b w:val="0"/>
+                <w:sz w:val="20"/>
+              </w:rPr>
+              <w:t>—</w:t>
+            </w:r>
+          </w:p>
+        </w:tc>
+      </w:tr>
+      <w:tr>
+        <w:trPr>
+          <w:cantSplit/>
+        </w:trPr>
+        <w:tc>
+          <w:tcPr>
+            <w:tcW w:type="dxa" w:w="1971"/>
+          </w:tcPr>
+          <w:p>
+            <w:pPr>
               <w:keepNext w:val="0"/>
               <w:spacing w:after="60" w:before="60" w:line="280" w:lineRule="exact"/>
               <w:jc w:val="center"/>
@@ -1517,7 +1603,7 @@
           <w:b w:val="0"/>
           <w:sz w:val="24"/>
         </w:rPr>
-        <w:t>设第i次观测为检测点Sᵢ及示向度θᵢ。记二维叉积为cross(a,b)=aₓbᵧ−aᵧbₓ，方向单位向量定义如下，其中t以度为输入。</w:t>
+        <w:t>设第i次观测为检测点Sᵢ及示向度θᵢ。记二维叉积为cross(p,q)=pₓqᵧ−pᵧqₓ，方向单位向量定义如下，其中t以度为输入。</w:t>
       </w:r>
     </w:p>
     <w:p>
@@ -1765,7 +1851,7 @@
             <m:t>≤</m:t>
           </m:r>
           <m:r>
-            <m:t xml:space="preserve"> b</m:t>
+            <m:t xml:space="preserve"> h</m:t>
           </m:r>
           <m:r>
             <m:t>}</m:t>
@@ -1791,7 +1877,7 @@
           <w:b w:val="0"/>
           <w:sz w:val="24"/>
         </w:rPr>
-        <w:t>矩阵A包含2k行，每行是单位法向量，向量b由边界线经过检测点的条件确定。本文在问题一中只计算题意所指的纯楔形交集D，不人为添加大矩形或目标圆域截断。否则，无界交集会被截成有限多边形，所求“直径”将依赖任意边框，而非观测信息。图1给出后文构造算例的检测点、观测边界和源位置。</w:t>
+        <w:t>矩阵A包含2k行，每行是单位法向量，向量h由边界线经过检测点的条件确定。本文在问题一中只计算题意所指的纯楔形交集D，不人为添加大矩形或目标圆域截断。否则，无界交集会被截成有限多边形，所求“直径”将依赖任意边框，而非观测信息。图1给出后文构造算例的检测点、观测边界和源位置。</w:t>
       </w:r>
     </w:p>
     <w:p>
@@ -1910,7 +1996,7 @@
           <w:b w:val="0"/>
           <w:sz w:val="24"/>
         </w:rPr>
-        <w:t>设两条边界为a₁x+b₁y=c₁、a₂x+b₂y=c₂，其行列式与交点由下式计算。平行或数值上近似平行的线对不用于产生交点。</w:t>
+        <w:t>设两条边界为A₁x+B₁y=C₁、A₂x+B₂y=C₂，其行列式与交点由下式计算。平行或数值上近似平行的线对不用于产生交点。</w:t>
       </w:r>
     </w:p>
     <w:p>
@@ -1927,7 +2013,7 @@
           <m:sSub>
             <m:e>
               <m:r>
-                <m:t>=a</m:t>
+                <m:t>=A</m:t>
               </m:r>
             </m:e>
             <m:sub>
@@ -1939,7 +2025,7 @@
           <m:sSub>
             <m:e>
               <m:r>
-                <m:t>b</m:t>
+                <m:t>B</m:t>
               </m:r>
             </m:e>
             <m:sub>
@@ -1951,7 +2037,7 @@
           <m:sSub>
             <m:e>
               <m:r>
-                <m:t>-a</m:t>
+                <m:t>-A</m:t>
               </m:r>
             </m:e>
             <m:sub>
@@ -1963,7 +2049,7 @@
           <m:sSub>
             <m:e>
               <m:r>
-                <m:t>b</m:t>
+                <m:t>B</m:t>
               </m:r>
             </m:e>
             <m:sub>
@@ -1986,7 +2072,7 @@
               <m:sSub>
                 <m:e>
                   <m:r>
-                    <m:t>c</m:t>
+                    <m:t>C</m:t>
                   </m:r>
                 </m:e>
                 <m:sub>
@@ -1998,7 +2084,7 @@
               <m:sSub>
                 <m:e>
                   <m:r>
-                    <m:t>b</m:t>
+                    <m:t>B</m:t>
                   </m:r>
                 </m:e>
                 <m:sub>
@@ -2010,7 +2096,7 @@
               <m:sSub>
                 <m:e>
                   <m:r>
-                    <m:t>-c</m:t>
+                    <m:t>-C</m:t>
                   </m:r>
                 </m:e>
                 <m:sub>
@@ -2022,7 +2108,7 @@
               <m:sSub>
                 <m:e>
                   <m:r>
-                    <m:t>b</m:t>
+                    <m:t>B</m:t>
                   </m:r>
                 </m:e>
                 <m:sub>
@@ -2052,7 +2138,7 @@
               <m:sSub>
                 <m:e>
                   <m:r>
-                    <m:t>a</m:t>
+                    <m:t>A</m:t>
                   </m:r>
                 </m:e>
                 <m:sub>
@@ -2064,7 +2150,7 @@
               <m:sSub>
                 <m:e>
                   <m:r>
-                    <m:t>c</m:t>
+                    <m:t>C</m:t>
                   </m:r>
                 </m:e>
                 <m:sub>
@@ -2076,7 +2162,7 @@
               <m:sSub>
                 <m:e>
                   <m:r>
-                    <m:t>-a</m:t>
+                    <m:t>-A</m:t>
                   </m:r>
                 </m:e>
                 <m:sub>
@@ -2088,7 +2174,7 @@
               <m:sSub>
                 <m:e>
                   <m:r>
-                    <m:t>c</m:t>
+                    <m:t>C</m:t>
                   </m:r>
                 </m:e>
                 <m:sub>
@@ -2236,7 +2322,7 @@
           <w:b w:val="0"/>
           <w:sz w:val="24"/>
         </w:rPr>
-        <w:t>在二维且已有观测楔形的条件下，若K含非零方向，则其边界射线与某条约束边界平行。因此可枚举每个单位法向量(a,b)对应的两个切向方向(b,−a)、(−b,a)，检查其是否满足Ad≤0。这样既识别一般无界楔形，也保留单点、线段等低维有界交集。</w:t>
+        <w:t>在二维且已有观测楔形的条件下，若K含非零方向，则其边界射线与某条约束边界平行。因此可枚举每个单位法向量(A_i,B_i)对应的两个切向方向(B_i,−A_i)、(−B_i,A_i)，检查其是否满足Ad≤0。这样既识别一般无界楔形，也保留单点、线段等低维有界交集。</w:t>
       </w:r>
     </w:p>
     <w:p>
@@ -2251,7 +2337,7 @@
           <w:b w:val="0"/>
           <w:sz w:val="24"/>
         </w:rPr>
-        <w:t>计算流程见表2。设最终顶点数为m，边界交点共O(k²)个，每个点检查O(k)条约束，因此主要代价为O(k³)；凸包排序为O(k² log k)，顶点对直径枚举为O(m²)。整体可写为O(k³+m²)，适合检测次数较少且需要清晰边界判定的本题。</w:t>
+        <w:t>计算流程见表2。设最终顶点数为n，边界交点共O(k²)个，每个点检查O(k)条约束，因此主要代价为O(k³)；凸包排序为O(k² log k)，顶点对直径枚举为O(n²)。整体可写为O(k³+n²)，适合检测次数较少且需要清晰边界判定的本题。</w:t>
       </w:r>
     </w:p>
     <w:p>
@@ -2949,7 +3035,7 @@
           <w:b w:val="0"/>
           <w:sz w:val="24"/>
         </w:rPr>
-        <w:t>设非空有界交会区域的顶点为v₁至vₘ。区域直径等于所有顶点对距离的最大值：</w:t>
+        <w:t>设非空有界交会区域的顶点为v₁至v_n。区域直径等于所有顶点对距离的最大值：</w:t>
       </w:r>
     </w:p>
     <w:p>
@@ -3028,7 +3114,7 @@
                 <m:t>≤</m:t>
               </m:r>
               <m:r>
-                <m:t xml:space="preserve"> m</m:t>
+                <m:t xml:space="preserve"> n</m:t>
               </m:r>
             </m:sub>
           </m:sSub>
@@ -3090,7 +3176,7 @@
           <w:b w:val="0"/>
           <w:sz w:val="24"/>
         </w:rPr>
-        <w:t>证明：凸多边形内任意两点均可表示为顶点的凸组合，即p=Σaᵢvᵢ、q=Σbⱼvⱼ，其中权重非负且分别求和为1。于是利用三角不等式得到：</w:t>
+        <w:t>证明：凸多边形内任意两点均可表示为顶点的凸组合，即p=Σλᵢvᵢ、q=Σμⱼvⱼ，其中权重非负且分别求和为1。于是利用三角不等式得到：</w:t>
       </w:r>
     </w:p>
     <w:p>
@@ -3117,7 +3203,7 @@
             <m:t>=</m:t>
           </m:r>
           <m:r>
-            <m:t>‖</m:t>
+            <m:t>|</m:t>
           </m:r>
           <m:sSub>
             <m:e>
@@ -3134,85 +3220,115 @@
           <m:sSub>
             <m:e>
               <m:r>
-                <m:t>a</m:t>
+                <m:t>λ</m:t>
               </m:r>
             </m:e>
             <m:sub>
               <m:r>
                 <m:t>i</m:t>
+              </m:r>
+            </m:sub>
+          </m:sSub>
+          <m:r>
+            <m:t xml:space="preserve"> </m:t>
+          </m:r>
+          <m:sSub>
+            <m:e>
+              <m:r>
+                <m:t>μ</m:t>
+              </m:r>
+            </m:e>
+            <m:sub>
+              <m:r>
+                <m:t>j</m:t>
               </m:r>
             </m:sub>
           </m:sSub>
           <m:sSub>
             <m:e>
               <m:r>
-                <m:t xml:space="preserve"> b</m:t>
+                <m:t>(v</m:t>
               </m:r>
             </m:e>
             <m:sub>
               <m:r>
-                <m:t>j</m:t>
+                <m:t>i</m:t>
               </m:r>
             </m:sub>
           </m:sSub>
           <m:sSub>
             <m:e>
               <m:r>
-                <m:t>(v</m:t>
+                <m:t>-v</m:t>
               </m:r>
             </m:e>
             <m:sub>
               <m:r>
-                <m:t>i</m:t>
+                <m:t>j</m:t>
+              </m:r>
+            </m:sub>
+          </m:sSub>
+          <m:r>
+            <m:t>)</m:t>
+          </m:r>
+          <m:sSub>
+            <m:e>
+              <m:r>
+                <m:t>|</m:t>
+              </m:r>
+            </m:e>
+            <m:sub>
+              <m:r>
+                <m:t>2</m:t>
+              </m:r>
+            </m:sub>
+          </m:sSub>
+          <m:r>
+            <m:t>≤</m:t>
+          </m:r>
+          <m:sSub>
+            <m:e>
+              <m:r>
+                <m:t>∑</m:t>
+              </m:r>
+            </m:e>
+            <m:sub>
+              <m:r>
+                <m:t>i,j</m:t>
               </m:r>
             </m:sub>
           </m:sSub>
           <m:sSub>
             <m:e>
               <m:r>
-                <m:t>-v</m:t>
+                <m:t>λ</m:t>
               </m:r>
             </m:e>
             <m:sub>
               <m:r>
-                <m:t>j</m:t>
+                <m:t>i</m:t>
               </m:r>
             </m:sub>
           </m:sSub>
           <m:r>
-            <m:t>)</m:t>
+            <m:t xml:space="preserve"> </m:t>
           </m:r>
           <m:sSub>
             <m:e>
               <m:r>
-                <m:t>‖</m:t>
+                <m:t>μ</m:t>
               </m:r>
             </m:e>
             <m:sub>
               <m:r>
-                <m:t>2</m:t>
-              </m:r>
-            </m:sub>
-          </m:sSub>
-          <m:r>
-            <m:t>≤</m:t>
-          </m:r>
-          <m:sSub>
-            <m:e>
-              <m:r>
-                <m:t>∑</m:t>
-              </m:r>
-            </m:e>
-            <m:sub>
-              <m:r>
-                <m:t>i,j</m:t>
+                <m:t>j</m:t>
               </m:r>
             </m:sub>
           </m:sSub>
           <m:sSub>
             <m:e>
               <m:r>
-                <m:t>a</m:t>
+                <m:t>‖v</m:t>
               </m:r>
             </m:e>
             <m:sub>
@@ -3224,7 +3340,7 @@
           <m:sSub>
             <m:e>
               <m:r>
-                <m:t xml:space="preserve"> b</m:t>
+                <m:t>-v</m:t>
               </m:r>
             </m:e>
             <m:sub>
@@ -3236,81 +3352,57 @@
           <m:sSub>
             <m:e>
               <m:r>
-                <m:t>‖v</m:t>
+                <m:t>‖</m:t>
               </m:r>
             </m:e>
             <m:sub>
               <m:r>
-                <m:t>i</m:t>
+                <m:t>2</m:t>
+              </m:r>
+            </m:sub>
+          </m:sSub>
+          <m:r>
+            <m:t>≤</m:t>
+          </m:r>
+          <m:sSub>
+            <m:e>
+              <m:r>
+                <m:t>max</m:t>
+              </m:r>
+            </m:e>
+            <m:sub>
+              <m:r>
+                <m:t>i,j</m:t>
               </m:r>
             </m:sub>
           </m:sSub>
           <m:sSub>
             <m:e>
               <m:r>
-                <m:t>-v</m:t>
+                <m:t>‖v</m:t>
               </m:r>
             </m:e>
             <m:sub>
               <m:r>
-                <m:t>j</m:t>
+                <m:t>i</m:t>
               </m:r>
             </m:sub>
           </m:sSub>
           <m:sSub>
             <m:e>
               <m:r>
-                <m:t>‖</m:t>
+                <m:t>-v</m:t>
               </m:r>
             </m:e>
             <m:sub>
               <m:r>
-                <m:t>2</m:t>
-              </m:r>
-            </m:sub>
-          </m:sSub>
-          <m:r>
-            <m:t>≤</m:t>
-          </m:r>
-          <m:sSub>
-            <m:e>
-              <m:r>
-                <m:t>max</m:t>
-              </m:r>
-            </m:e>
-            <m:sub>
-              <m:r>
-                <m:t>i,j</m:t>
+                <m:t>j</m:t>
               </m:r>
             </m:sub>
           </m:sSub>
           <m:sSub>
             <m:e>
               <m:r>
-                <m:t>‖v</m:t>
-              </m:r>
-            </m:e>
-            <m:sub>
-              <m:r>
-                <m:t>i</m:t>
-              </m:r>
-            </m:sub>
-          </m:sSub>
-          <m:sSub>
-            <m:e>
-              <m:r>
-                <m:t>-v</m:t>
-              </m:r>
-            </m:e>
-            <m:sub>
-              <m:r>
-                <m:t>j</m:t>
-              </m:r>
-            </m:sub>
-          </m:sSub>
-          <m:sSub>
-            <m:e>
-              <m:r>
                 <m:t>‖</m:t>
               </m:r>
             </m:e>
@@ -3374,7 +3466,7 @@
           <w:b w:val="0"/>
           <w:sz w:val="24"/>
         </w:rPr>
-        <w:t>设a、b是一对直径端点，以ab为直径的圆的圆心为c=(a+b)/2，半径为Dmax/2。对任意顶点w，有如下恒等式：</w:t>
+        <w:t>设v_a、v_b是一对实现直径的顶点，以v_av_b为直径的圆的圆心为c=(v_a+v_b)/2，半径为D_max/2。对任意顶点w，有如下恒等式：</w:t>
       </w:r>
     </w:p>
     <w:p>
@@ -3407,10 +3499,34 @@
           </m:r>
           <m:f>
             <m:num>
+              <m:sSub>
+                <m:e>
+                  <m:r>
+                    <m:t>‖v</m:t>
+                  </m:r>
+                </m:e>
+                <m:sub>
+                  <m:r>
+                    <m:t>a</m:t>
+                  </m:r>
+                </m:sub>
+              </m:sSub>
+              <m:sSub>
+                <m:e>
+                  <m:r>
+                    <m:t>-v</m:t>
+                  </m:r>
+                </m:e>
+                <m:sub>
+                  <m:r>
+                    <m:t>b</m:t>
+                  </m:r>
+                </m:sub>
+              </m:sSub>
               <m:sSubSup>
                 <m:e>
                   <m:r>
-                    <m:t>‖a-b‖</m:t>
+                    <m:t>‖</m:t>
                   </m:r>
                 </m:e>
                 <m:sub>
@@ -3431,14 +3547,38 @@
               </m:r>
             </m:den>
           </m:f>
-          <m:r>
-            <m:t>=(w-a)</m:t>
+          <m:sSub>
+            <m:e>
+              <m:r>
+                <m:t>=(w-v</m:t>
+              </m:r>
+            </m:e>
+            <m:sub>
+              <m:r>
+                <m:t>a</m:t>
+              </m:r>
+            </m:sub>
+          </m:sSub>
+          <m:r>
+            <m:t>)</m:t>
           </m:r>
           <m:r>
             <m:t>·</m:t>
           </m:r>
-          <m:r>
-            <m:t>(w-b)</m:t>
+          <m:sSub>
+            <m:e>
+              <m:r>
+                <m:t>(w-v</m:t>
+              </m:r>
+            </m:e>
+            <m:sub>
+              <m:r>
+                <m:t>b</m:t>
+              </m:r>
+            </m:sub>
+          </m:sSub>
+          <m:r>
+            <m:t>)</m:t>
           </m:r>
           <m:r>
             <m:t xml:space="preserve">  </m:t>
@@ -3503,14 +3643,38 @@
           <m:r>
             <m:t xml:space="preserve"> </m:t>
           </m:r>
-          <m:r>
-            <m:t>(w-a)</m:t>
+          <m:sSub>
+            <m:e>
+              <m:r>
+                <m:t>(w-v</m:t>
+              </m:r>
+            </m:e>
+            <m:sub>
+              <m:r>
+                <m:t>a</m:t>
+              </m:r>
+            </m:sub>
+          </m:sSub>
+          <m:r>
+            <m:t>)</m:t>
           </m:r>
           <m:r>
             <m:t>·</m:t>
           </m:r>
-          <m:r>
-            <m:t>(w-b)</m:t>
+          <m:sSub>
+            <m:e>
+              <m:r>
+                <m:t>(w-v</m:t>
+              </m:r>
+            </m:e>
+            <m:sub>
+              <m:r>
+                <m:t>b</m:t>
+              </m:r>
+            </m:sub>
+          </m:sSub>
+          <m:r>
+            <m:t>)</m:t>
           </m:r>
           <m:r>
             <m:t>≤</m:t>
@@ -3548,7 +3712,7 @@
           <w:b w:val="0"/>
           <w:sz w:val="24"/>
         </w:rPr>
-        <w:t>直径定义只保证任意两点间距离不超过Dmax，并不保证任意顶点到直径中点的距离不超过Dmax/2。例如等边三角形已经说明一般凸集不满足该性质。为确保反例符合本题2°楔形交会结构，本文进一步采用表3中的两次实际构造观测；原始输入保留全部小数用于计算，表中仅为排版保留8位。构造源位于原点，两次角误差均在题设范围内。</w:t>
+        <w:t>直径定义只保证任意两点间距离不超过D_max，并不保证任意顶点到直径中点的距离不超过D_max/2。例如等边三角形已经说明一般凸集不满足该性质。为确保反例符合本题2°楔形交会结构，本文进一步采用表3中的两次实际构造观测；原始输入保留全部小数用于计算，表中仅为排版保留8位。构造源位于原点，两次角误差均在题设范围内。</w:t>
       </w:r>
     </w:p>
     <w:p>
@@ -5049,7 +5213,7 @@
             </m:e>
             <m:sub>
               <m:r>
-                <m:t>c</m:t>
+                <m:t>o</m:t>
               </m:r>
             </m:sub>
           </m:sSub>
@@ -5073,7 +5237,7 @@
                 <m:t>≤</m:t>
               </m:r>
               <m:r>
-                <m:t xml:space="preserve"> m</m:t>
+                <m:t xml:space="preserve"> n</m:t>
               </m:r>
             </m:sub>
           </m:sSub>
@@ -5092,7 +5256,7 @@
           <m:sSub>
             <m:e>
               <m:r>
-                <m:t>-c‖</m:t>
+                <m:t>-o‖</m:t>
               </m:r>
             </m:e>
             <m:sub>
@@ -5130,7 +5294,7 @@
             </m:e>
             <m:sub>
               <m:r>
-                <m:t>c</m:t>
+                <m:t>o</m:t>
               </m:r>
             </m:sub>
           </m:sSub>
@@ -5161,7 +5325,7 @@
           <m:sSub>
             <m:e>
               <m:r>
-                <m:t>-c‖</m:t>
+                <m:t>-o‖</m:t>
               </m:r>
             </m:e>
             <m:sub>
@@ -5206,7 +5370,7 @@
           <w:b w:val="0"/>
           <w:sz w:val="24"/>
         </w:rPr>
-        <w:t>由凸性，只需覆盖顶点即可覆盖整个定位区域。于是，到c*处清除的充分保证为r*≤20 m。本例r*=14.48690 m满足该条件。一般而言，Dmax≤40 m是存在20 m覆盖圆的必要条件，却不是充分条件；接近等边三角形的区域可能拥有较小直径而仍需大于20 m的覆盖半径。</w:t>
+        <w:t>由凸性，只需覆盖顶点即可覆盖整个定位区域。于是，到c*处清除的充分保证为r*≤20 m。本例r*=14.48690 m满足该条件。一般而言，D_max≤40 m是存在20 m覆盖圆的必要条件，却不是充分条件；接近等边三角形的区域可能拥有较小直径而仍需大于20 m的覆盖半径。</w:t>
       </w:r>
     </w:p>
     <w:p>
@@ -5496,7 +5660,7 @@
           <w:b w:val="0"/>
           <w:sz w:val="24"/>
         </w:rPr>
-        <w:t>取第一检测点S₁为局部原点，首次示向度θ₁方向为局部横轴，逆时针旋转90°为局部纵轴。令u=u(θ₁)、v=(−uᵧ,uₓ)，局部第二点b=(bₓ,bᵧ)转换为全局检测点的公式为：</w:t>
+        <w:t>取第一检测点S₁为局部原点，首次示向度θ₁方向为局部横轴，逆时针旋转90°为局部纵轴。令u=u(θ₁)、e=(−uᵧ,uₓ)，局部第二点b=(bₓ,bᵧ)转换为全局检测点的公式为：</w:t>
       </w:r>
     </w:p>
     <w:p>
@@ -5556,7 +5720,7 @@
             </m:sub>
           </m:sSub>
           <m:r>
-            <m:t>v</m:t>
+            <m:t>e</m:t>
           </m:r>
           <m:r>
             <m:t xml:space="preserve">  </m:t>
@@ -5580,7 +5744,7 @@
           <w:b w:val="0"/>
           <w:sz w:val="24"/>
         </w:rPr>
-        <w:t>由于已得到示向度而不是近距离反馈，真实源与S₁的距离大于5 m；由于已收到信号，源距不超过未知接收半径R，且R≤1500 m。记源在局部坐标中为ru(t)，其中|t|≤α。结合目标圆域，得到真实源可行集Γ：</w:t>
+        <w:t>由于已得到示向度而不是近距离反馈，真实源与S₁的距离大于5 m；由于已收到信号，源距不超过未知接收半径R，且R≤1500 m。记源在局部坐标中为ρu(t)，其中|t|≤α。结合目标圆域，得到真实源可行集Γ：</w:t>
       </w:r>
     </w:p>
     <w:p>
@@ -5613,7 +5777,7 @@
             </m:sub>
           </m:sSub>
           <m:r>
-            <m:t>+r u(</m:t>
+            <m:t>+ρ u(</m:t>
           </m:r>
           <m:sSub>
             <m:e>
@@ -5628,7 +5792,7 @@
             </m:sub>
           </m:sSub>
           <m:r>
-            <m:t>+t):5&lt;r</m:t>
+            <m:t>+t):5&lt;ρ</m:t>
           </m:r>
           <m:r>
             <m:t>≤</m:t>
@@ -5667,7 +5831,7 @@
             </m:sub>
           </m:sSub>
           <m:r>
-            <m:t>+r u(</m:t>
+            <m:t>+ρ u(</m:t>
           </m:r>
           <m:sSub>
             <m:e>
@@ -5818,7 +5982,7 @@
           <w:b w:val="0"/>
           <w:sz w:val="24"/>
         </w:rPr>
-        <w:t>仅使用R≥1000 m会忽略第一次已接收到信号所提供的信息：若源距r超过1000 m，该源的R必然至少等于r。因而在给定源位置时，可以使用更紧的下界R≥max(1000,r)。第二点只要到每个允许源的距离都不超过这一最小可能半径，就能保证再次接收到信号。</w:t>
+        <w:t>仅使用R≥1000 m会忽略第一次已接收到信号所提供的信息：若源距ρ超过1000 m，该源的R必然至少等于ρ。因而在给定源位置时，可以使用更紧的下界R≥max(1000,ρ)。第二点只要到每个允许源的距离都不超过这一最小可能半径，就能保证再次接收到信号。</w:t>
       </w:r>
     </w:p>
     <w:p>
@@ -5840,7 +6004,7 @@
             <m:t>max</m:t>
           </m:r>
           <m:r>
-            <m:t>(1000,r)</m:t>
+            <m:t>(1000,ρ)</m:t>
           </m:r>
           <m:r>
             <m:t xml:space="preserve">  </m:t>
@@ -5868,7 +6032,7 @@
           <m:sSub>
             <m:e>
               <m:r>
-                <m:t>b:‖b-r u(t)‖</m:t>
+                <m:t>b:‖b-ρ u(t)‖</m:t>
               </m:r>
             </m:e>
             <m:sub>
@@ -5884,7 +6048,7 @@
             <m:t>max</m:t>
           </m:r>
           <m:r>
-            <m:t>(1000,r),</m:t>
+            <m:t>(1000,ρ),</m:t>
           </m:r>
           <m:r>
             <m:t xml:space="preserve"> </m:t>
@@ -5893,7 +6057,7 @@
             <m:t>∀</m:t>
           </m:r>
           <m:r>
-            <m:t xml:space="preserve"> r</m:t>
+            <m:t xml:space="preserve"> ρ</m:t>
           </m:r>
           <m:r>
             <m:t>∈</m:t>
@@ -6068,7 +6232,7 @@
           <m:sSubSup>
             <m:e>
               <m:r>
-                <m:t>‖b-r u(t)‖</m:t>
+                <m:t>‖b-ρ u(t)‖</m:t>
               </m:r>
             </m:e>
             <m:sub>
@@ -6102,7 +6266,7 @@
           <m:sSup>
             <m:e>
               <m:r>
-                <m:t>+r</m:t>
+                <m:t>+ρ</m:t>
               </m:r>
             </m:e>
             <m:sup>
@@ -6112,7 +6276,7 @@
             </m:sup>
           </m:sSup>
           <m:r>
-            <m:t>-2r m(b)</m:t>
+            <m:t>-2ρ m(b)</m:t>
           </m:r>
           <m:r>
             <m:t xml:space="preserve">  </m:t>
@@ -6151,7 +6315,7 @@
           <w:b w:val="0"/>
           <w:sz w:val="24"/>
         </w:rPr>
-        <w:t>当5≤r≤1000时，右侧接收半径为1000，距离平方关于r为凸二次函数，其闭区间最大值在r=5或1000处达到。当1000≤r≤1500时，将接收半径平方r²移到左侧，剩余式‖b‖²−2rm(b)关于r为仿射函数，只需检查r=1000和1500。两段合并后得到：</w:t>
+        <w:t>当5≤ρ≤1000时，右侧接收半径为1000，距离平方关于ρ为凸二次函数，其闭区间最大值在ρ=5或1000处达到。当1000≤ρ≤1500时，将接收半径平方ρ²移到左侧，剩余式‖b‖²−2ρm(b)关于ρ为仿射函数，只需检查ρ=1000和1500。两段合并后得到：</w:t>
       </w:r>
     </w:p>
     <w:p>
@@ -6200,7 +6364,7 @@
           <m:sSup>
             <m:e>
               <m:r>
-                <m:t>+r</m:t>
+                <m:t>+ρ</m:t>
               </m:r>
             </m:e>
             <m:sup>
@@ -6210,7 +6374,7 @@
             </m:sup>
           </m:sSup>
           <m:r>
-            <m:t>-2r m(b)</m:t>
+            <m:t>-2ρ m(b)</m:t>
           </m:r>
           <m:r>
             <m:t>≤</m:t>
@@ -6221,7 +6385,7 @@
           <m:sSup>
             <m:e>
               <m:r>
-                <m:t>(1000,r)</m:t>
+                <m:t>(1000,ρ)</m:t>
               </m:r>
             </m:e>
             <m:sup>
@@ -6237,7 +6401,7 @@
             <m:t xml:space="preserve">  </m:t>
           </m:r>
           <m:r>
-            <m:t xml:space="preserve"> r</m:t>
+            <m:t xml:space="preserve"> ρ</m:t>
           </m:r>
           <m:r>
             <m:t>∈</m:t>
@@ -6319,7 +6483,7 @@
           <m:sSub>
             <m:e>
               <m:r>
-                <m:t>δ</m:t>
+                <m:t>σ</m:t>
               </m:r>
             </m:e>
             <m:sub>
@@ -6761,7 +6925,7 @@
           <w:b w:val="0"/>
           <w:sz w:val="24"/>
         </w:rPr>
-        <w:t>Γs和Es分别为实际计算的有限源场景集及第二误差场景集，近距离场景按前述规则赋值。由于P₀为外包络，对每个固定场景计算得到的直径不会低估相应精确约束区域的直径；但对源与误差只抽取有限场景，可能漏掉更坏情形。因此Ĵ整体不是连续最坏直径的已证明上界，本文也不据此声称对所有连续源位置达到最优。</w:t>
+        <w:t>Γ_s与E_s分别为实际计算的有限源场景集及第二误差场景集，近距离场景按前述规则赋值。由于P₀为外包络，对每个固定场景计算得到的直径不会低估相应精确约束区域的直径；但对源与误差只抽取有限场景，可能漏掉更坏情形。因此Ĵ整体不是连续最坏直径的已证明上界，本文也不据此声称对所有连续源位置达到最优。</w:t>
       </w:r>
     </w:p>
     <w:p>
@@ -6825,10 +6989,13 @@
                   </m:r>
                 </m:sup>
               </m:sSubSup>
+              <m:r>
+                <m:t xml:space="preserve"> </m:t>
+              </m:r>
               <m:sSub>
                 <m:e>
                   <m:r>
-                    <m:t xml:space="preserve"> r</m:t>
+                    <m:t>ρ</m:t>
                   </m:r>
                 </m:e>
                 <m:sub>
@@ -6840,7 +7007,7 @@
               <m:sSub>
                 <m:e>
                   <m:r>
-                    <m:t>r</m:t>
+                    <m:t>ρ</m:t>
                   </m:r>
                 </m:e>
                 <m:sub>
@@ -6922,7 +7089,7 @@
           <w:b w:val="0"/>
           <w:sz w:val="24"/>
         </w:rPr>
-        <w:t>其中r₁、r₂为名义源到两检测点的距离，φ为真实视线交会角。该近似只解释“避免近共线”的原因，既未考虑全部候选源，又在φ接近0或180°时失效，不能代替精确区域求交，也不能推出未知源情形下90°交会必为全局最优。</w:t>
+        <w:t>其中ρ₁、ρ₂为名义源到两检测点的距离，φ为真实视线交会角。该近似只解释“避免近共线”的原因，既未考虑全部候选源，又在φ接近0或180°时失效，不能代替精确区域求交，也不能推出未知源情形下90°交会必为全局最优。</w:t>
       </w:r>
     </w:p>
     <w:p>
@@ -8973,7 +9140,7 @@
           <w:b w:val="0"/>
           <w:sz w:val="24"/>
         </w:rPr>
-        <w:t>实际使用时，先用首次检测点和示向度建立局部坐标与源可行域；再根据第4.3节的连续判据筛除缺乏接收保证的格点；随后计算每点的有限场景最坏直径，选择评分较小且移动代价适当的点，或输出Cη供后续任务选择。获得新示向度后，将新楔形与已有定位集相交，再按问题一的方法计算直径及覆盖圆。若近距离反馈表明源就在5 m内，则直接进行光学定位清除。</w:t>
+        <w:t>实际使用时，先用首次检测点和示向度建立局部坐标与源可行域；再根据第4.3节的连续判据筛除缺乏接收保证的格点；随后计算每点的有限场景最坏直径，选择评分较小且移动代价适当的点，或输出C_η供后续任务选择。获得新示向度后，将新楔形与已有定位集相交，再按问题一的方法计算直径及覆盖圆。若近距离反馈表明源就在5 m内，则直接进行光学定位清除。</w:t>
       </w:r>
     </w:p>
     <w:p>
@@ -8988,7 +9155,7 @@
           <w:b w:val="0"/>
           <w:sz w:val="24"/>
         </w:rPr>
-        <w:t>这一策略给出了两层候选区域：C提供连续状态下的接收保证，Cη提供指定网格与场景下的定位质量筛选。当前采用保守圆域处理、固定搜索窗口和有限误差场景；若追求连续极小极大最优，还需要对未采样源、角误差以及格点之间位置建立误差界或开展全局优化，现有结果不承担该结论。</w:t>
+        <w:t>这一策略给出了两层候选区域：C提供连续状态下的接收保证，C_η提供指定网格与场景下的定位质量筛选。当前采用保守圆域处理、固定搜索窗口和有限误差场景；若追求连续极小极大最优，还需要对未采样源、角误差以及格点之间位置建立误差界或开展全局优化，现有结果不承担该结论。</w:t>
       </w:r>
     </w:p>
     <w:p>
